--- a/7-技术管理/运行记录类文件/070202-运维研发报告(截止2025年12月).docx
+++ b/7-技术管理/运行记录类文件/070202-运维研发报告(截止2025年12月).docx
@@ -207,6 +207,7 @@
           <w:p>
             <w:pPr>
               <w:widowControl w:val="0"/>
+              <w:jc w:val="both"/>
               <w:rPr>
                 <w:lang w:eastAsia="zh-CN"/>
               </w:rPr>
@@ -305,6 +306,7 @@
           <w:p>
             <w:pPr>
               <w:widowControl w:val="0"/>
+              <w:jc w:val="both"/>
               <w:rPr>
                 <w:rFonts w:eastAsia="Arial"/>
                 <w:lang w:eastAsia="zh-CN"/>
@@ -1352,12 +1354,6 @@
             <w:insideH w:val="single" w:color="000000" w:sz="2" w:space="0"/>
             <w:insideV w:val="single" w:color="000000" w:sz="2" w:space="0"/>
           </w:tblBorders>
-          <w:tblCellMar>
-            <w:top w:w="0" w:type="dxa"/>
-            <w:left w:w="0" w:type="dxa"/>
-            <w:bottom w:w="0" w:type="dxa"/>
-            <w:right w:w="0" w:type="dxa"/>
-          </w:tblCellMar>
         </w:tblPrEx>
         <w:trPr>
           <w:trHeight w:val="561" w:hRule="atLeast"/>
@@ -5450,6 +5446,7 @@
                 <w:lang w:eastAsia="zh-CN"/>
               </w:rPr>
             </w:pPr>
+            <w:bookmarkStart w:id="26" w:name="_GoBack"/>
             <w:r>
               <w:rPr>
                 <w:rFonts w:hint="eastAsia"/>
@@ -7227,6 +7224,7 @@
           </w:p>
         </w:tc>
       </w:tr>
+      <w:bookmarkEnd w:id="26"/>
     </w:tbl>
     <w:p>
       <w:pPr>
@@ -9060,16 +9058,7 @@
           <w:rFonts w:hint="default"/>
           <w:lang w:val="en-US" w:eastAsia="zh-CN"/>
         </w:rPr>
-        <w:t>截至2025年12月，Prometheus+Grafana监控系统功能扩展项目已完成开发并上线试运行，邮件告警、企业微信告警、手机告警三大功能模块已在交付部内部投</w:t>
-      </w:r>
-      <w:bookmarkStart w:id="26" w:name="_GoBack"/>
-      <w:bookmarkEnd w:id="26"/>
-      <w:r>
-        <w:rPr>
-          <w:rFonts w:hint="default"/>
-          <w:lang w:val="en-US" w:eastAsia="zh-CN"/>
-        </w:rPr>
-        <w:t>入使用。目前该工具已应用于以下项目：</w:t>
+        <w:t>截至2025年12月，Prometheus+Grafana监控系统功能扩展项目已完成开发并上线试运行，邮件告警、企业微信告警、手机告警三大功能模块已在交付部内部投入使用。目前该工具已应用于以下项目：</w:t>
       </w:r>
     </w:p>
     <w:p>
@@ -11903,7 +11892,7 @@
     <w:lsdException w:qFormat="1" w:unhideWhenUsed="0" w:uiPriority="0" w:semiHidden="0" w:name="Title"/>
     <w:lsdException w:unhideWhenUsed="0" w:uiPriority="0" w:semiHidden="0" w:name="Closing"/>
     <w:lsdException w:unhideWhenUsed="0" w:uiPriority="0" w:semiHidden="0" w:name="Signature"/>
-    <w:lsdException w:uiPriority="1" w:name="Default Paragraph Font"/>
+    <w:lsdException w:qFormat="1" w:uiPriority="1" w:name="Default Paragraph Font"/>
     <w:lsdException w:qFormat="1" w:unhideWhenUsed="0" w:uiPriority="0" w:name="Body Text"/>
     <w:lsdException w:unhideWhenUsed="0" w:uiPriority="0" w:semiHidden="0" w:name="Body Text Indent"/>
     <w:lsdException w:unhideWhenUsed="0" w:uiPriority="0" w:semiHidden="0" w:name="List Continue"/>
@@ -11941,7 +11930,7 @@
     <w:lsdException w:unhideWhenUsed="0" w:uiPriority="0" w:semiHidden="0" w:name="HTML Sample"/>
     <w:lsdException w:unhideWhenUsed="0" w:uiPriority="0" w:semiHidden="0" w:name="HTML Typewriter"/>
     <w:lsdException w:unhideWhenUsed="0" w:uiPriority="0" w:semiHidden="0" w:name="HTML Variable"/>
-    <w:lsdException w:uiPriority="99" w:name="Normal Table"/>
+    <w:lsdException w:qFormat="1" w:uiPriority="99" w:name="Normal Table"/>
     <w:lsdException w:unhideWhenUsed="0" w:uiPriority="0" w:semiHidden="0" w:name="annotation subject"/>
     <w:lsdException w:uiPriority="0" w:name="Table Simple 1"/>
     <w:lsdException w:uiPriority="0" w:name="Table Simple 2"/>
@@ -12320,12 +12309,14 @@
     <w:name w:val="Default Paragraph Font"/>
     <w:semiHidden/>
     <w:unhideWhenUsed/>
+    <w:qFormat/>
     <w:uiPriority w:val="1"/>
   </w:style>
   <w:style w:type="table" w:default="1" w:styleId="20">
     <w:name w:val="Normal Table"/>
     <w:semiHidden/>
     <w:unhideWhenUsed/>
+    <w:qFormat/>
     <w:uiPriority w:val="99"/>
     <w:tblPr>
       <w:tblCellMar>
